--- a/Test Plans/ADMV1013s.docx
+++ b/Test Plans/ADMV1013s.docx
@@ -71,10 +71,10 @@
           <w:noProof/>
         </w:rPr>
         <w:drawing>
-          <wp:inline distT="0" distB="0" distL="0" distR="0" wp14:anchorId="42C7E159" wp14:editId="66B53E71">
-            <wp:extent cx="6284262" cy="3771900"/>
-            <wp:effectExtent l="0" t="0" r="2540" b="0"/>
-            <wp:docPr id="1321584906" name="Picture 1"/>
+          <wp:inline distT="0" distB="0" distL="0" distR="0" wp14:anchorId="0906F8A7" wp14:editId="6253B162">
+            <wp:extent cx="5943600" cy="3331845"/>
+            <wp:effectExtent l="0" t="0" r="0" b="1905"/>
+            <wp:docPr id="765857526" name="Picture 1"/>
             <wp:cNvGraphicFramePr>
               <a:graphicFrameLocks xmlns:a="http://schemas.openxmlformats.org/drawingml/2006/main" noChangeAspect="1"/>
             </wp:cNvGraphicFramePr>
@@ -82,7 +82,7 @@
               <a:graphicData uri="http://schemas.openxmlformats.org/drawingml/2006/picture">
                 <pic:pic xmlns:pic="http://schemas.openxmlformats.org/drawingml/2006/picture">
                   <pic:nvPicPr>
-                    <pic:cNvPr id="1321584906" name=""/>
+                    <pic:cNvPr id="765857526" name=""/>
                     <pic:cNvPicPr/>
                   </pic:nvPicPr>
                   <pic:blipFill>
@@ -94,7 +94,7 @@
                   <pic:spPr>
                     <a:xfrm>
                       <a:off x="0" y="0"/>
-                      <a:ext cx="6285884" cy="3772874"/>
+                      <a:ext cx="5943600" cy="3331845"/>
                     </a:xfrm>
                     <a:prstGeom prst="rect">
                       <a:avLst/>
@@ -326,7 +326,15 @@
         </w:numPr>
       </w:pPr>
       <w:r>
-        <w:t>Open the Labview software</w:t>
+        <w:t xml:space="preserve">Open the </w:t>
+      </w:r>
+      <w:proofErr w:type="spellStart"/>
+      <w:r>
+        <w:t>Labview</w:t>
+      </w:r>
+      <w:proofErr w:type="spellEnd"/>
+      <w:r>
+        <w:t xml:space="preserve"> software</w:t>
       </w:r>
     </w:p>
     <w:p>
@@ -454,7 +462,6 @@
         </w:numPr>
       </w:pPr>
       <w:r>
-        <w:lastRenderedPageBreak/>
         <w:t>Voltage = 1.8v, channel name = 1.8v</w:t>
       </w:r>
     </w:p>
@@ -491,6 +498,7 @@
         </w:numPr>
       </w:pPr>
       <w:r>
+        <w:lastRenderedPageBreak/>
         <w:t>Open the RF Block</w:t>
       </w:r>
     </w:p>
@@ -536,7 +544,13 @@
         <w:t>ower</w:t>
       </w:r>
       <w:r>
-        <w:t xml:space="preserve"> = -10</w:t>
+        <w:t xml:space="preserve"> = </w:t>
+      </w:r>
+      <w:r>
+        <w:t>+</w:t>
+      </w:r>
+      <w:r>
+        <w:t>10</w:t>
       </w:r>
       <w:r>
         <w:t>d</w:t>
@@ -581,7 +595,10 @@
         <w:t xml:space="preserve"> = </w:t>
       </w:r>
       <w:r>
-        <w:t>7</w:t>
+        <w:t>6</w:t>
+      </w:r>
+      <w:r>
+        <w:t>.5</w:t>
       </w:r>
       <w:r>
         <w:t>GHz, P</w:t>
@@ -590,7 +607,13 @@
         <w:t>ower</w:t>
       </w:r>
       <w:r>
-        <w:t xml:space="preserve"> = 0dBm</w:t>
+        <w:t xml:space="preserve"> = </w:t>
+      </w:r>
+      <w:r>
+        <w:t>0</w:t>
+      </w:r>
+      <w:r>
+        <w:t>dBm</w:t>
       </w:r>
     </w:p>
     <w:p>
@@ -751,19 +774,19 @@
         <w:t>Confirm that the VCTRL voltage will be 1800mV, this is the default value so there should be nothing necessary to do here</w:t>
       </w:r>
       <w:r>
-        <w:t xml:space="preserve">. Configure the block diagram of the part to match the following picture. The only changes from default should be the LO mode select (SE_Mode_N_Side_Disable) and the LO Freq BW (6.6GHz to 9.2GHz) </w:t>
-      </w:r>
-    </w:p>
-    <w:p>
-      <w:r>
-        <w:rPr>
-          <w:noProof/>
-        </w:rPr>
+        <w:t xml:space="preserve">. </w:t>
+      </w:r>
+      <w:r>
+        <w:t>Ensure that the block diagram is in its default state, shown below</w:t>
+      </w:r>
+    </w:p>
+    <w:p>
+      <w:r>
         <w:drawing>
-          <wp:inline distT="0" distB="0" distL="0" distR="0" wp14:anchorId="3F2295C0" wp14:editId="5ABCC378">
-            <wp:extent cx="5943600" cy="3934460"/>
-            <wp:effectExtent l="0" t="0" r="0" b="8890"/>
-            <wp:docPr id="1805898218" name="Picture 1"/>
+          <wp:inline distT="0" distB="0" distL="0" distR="0" wp14:anchorId="3E038353" wp14:editId="3A3F357F">
+            <wp:extent cx="5222731" cy="3686175"/>
+            <wp:effectExtent l="0" t="0" r="0" b="0"/>
+            <wp:docPr id="2064615613" name="Picture 1"/>
             <wp:cNvGraphicFramePr>
               <a:graphicFrameLocks xmlns:a="http://schemas.openxmlformats.org/drawingml/2006/main" noChangeAspect="1"/>
             </wp:cNvGraphicFramePr>
@@ -771,23 +794,30 @@
               <a:graphicData uri="http://schemas.openxmlformats.org/drawingml/2006/picture">
                 <pic:pic xmlns:pic="http://schemas.openxmlformats.org/drawingml/2006/picture">
                   <pic:nvPicPr>
-                    <pic:cNvPr id="1805898218" name=""/>
+                    <pic:cNvPr id="2064615613" name=""/>
                     <pic:cNvPicPr/>
                   </pic:nvPicPr>
-                  <pic:blipFill>
+                  <pic:blipFill rotWithShape="1">
                     <a:blip r:embed="rId6"/>
-                    <a:stretch>
-                      <a:fillRect/>
-                    </a:stretch>
+                    <a:srcRect l="2724" t="3301" r="4167"/>
+                    <a:stretch/>
                   </pic:blipFill>
-                  <pic:spPr>
+                  <pic:spPr bwMode="auto">
                     <a:xfrm>
                       <a:off x="0" y="0"/>
-                      <a:ext cx="5943600" cy="3934460"/>
+                      <a:ext cx="5261391" cy="3713461"/>
                     </a:xfrm>
                     <a:prstGeom prst="rect">
                       <a:avLst/>
                     </a:prstGeom>
+                    <a:ln>
+                      <a:noFill/>
+                    </a:ln>
+                    <a:extLst>
+                      <a:ext uri="{53640926-AAD7-44D8-BBD7-CCE9431645EC}">
+                        <a14:shadowObscured xmlns:a14="http://schemas.microsoft.com/office/drawing/2010/main"/>
+                      </a:ext>
+                    </a:extLst>
                   </pic:spPr>
                 </pic:pic>
               </a:graphicData>
@@ -842,7 +872,6 @@
           </w:tcPr>
           <w:p>
             <w:r>
-              <w:lastRenderedPageBreak/>
               <w:t>5v</w:t>
             </w:r>
           </w:p>
@@ -931,7 +960,19 @@
         <w:t xml:space="preserve">Ensure a tone is visible at </w:t>
       </w:r>
       <w:r>
-        <w:t>27/29 GHz, either can be visible. Fine if both are visible.</w:t>
+        <w:t>2</w:t>
+      </w:r>
+      <w:r>
+        <w:t>5</w:t>
+      </w:r>
+      <w:r>
+        <w:t>/2</w:t>
+      </w:r>
+      <w:r>
+        <w:t>7</w:t>
+      </w:r>
+      <w:r>
+        <w:t xml:space="preserve"> GHz, either can be visible. Fine if both are visible.</w:t>
       </w:r>
       <w:r>
         <w:t xml:space="preserve"> </w:t>
@@ -964,8 +1005,13 @@
         </w:numPr>
       </w:pPr>
       <w:r>
-        <w:t>Run the python script and click record data toggle in labview</w:t>
-      </w:r>
+        <w:t xml:space="preserve">Run the python script and click record data toggle in </w:t>
+      </w:r>
+      <w:proofErr w:type="spellStart"/>
+      <w:r>
+        <w:t>labview</w:t>
+      </w:r>
+      <w:proofErr w:type="spellEnd"/>
     </w:p>
     <w:sectPr>
       <w:pgSz w:w="12240" w:h="15840"/>
